--- a/output/目次構成の再編成_修正内容.docx
+++ b/output/目次構成の再編成_修正内容.docx
@@ -46,7 +46,7 @@
           <w:sz w:val="20"/>
           <w:szCs w:val="20"/>
         </w:rPr>
-        <w:t xml:space="preserve">原本（全11章・19ページ）の目次構成を、全9章・20ページ相当に再編成しました。本書はその修正内容の一覧です。段落・表は Word のブロックごと移動しているため、書体・表の体裁・スタイルは原本のまま変わっていません。</w:t>
+        <w:t xml:space="preserve">原本（全11章・19ページ）の目次構成を全9章に再編成し、前回調査データのレビュー反映と業務フロー図9点の追加を行いました（仕上がり23ページ相当）。本書はその修正内容の一覧です。段落・表は Word のブロックごと移動しているため、書体・表の体裁・スタイルは原本のまま変わっていません。</w:t>
       </w:r>
     </w:p>
     <w:p>
@@ -769,7 +769,7 @@
           <w:sz w:val="18"/>
           <w:szCs w:val="18"/>
         </w:rPr>
-        <w:t xml:space="preserve">※ ページ数は LibreOffice で同一条件により描画した実測値です。Word では原本19ページ／修正版20ページ前後になる見込みです。</w:t>
+        <w:t xml:space="preserve">※ 図を入れる前の実測値です（LibreOffice で同一条件により描画）。図9点を加えた最終形は本文22ページ・表紙と目次を含めて23ページになります（7.参照）。</w:t>
       </w:r>
     </w:p>
     <w:p>
@@ -5224,7 +5224,7 @@
           <w:sz w:val="26"/>
           <w:szCs w:val="26"/>
         </w:rPr>
-        <w:t xml:space="preserve">7. 構成変更にあわせて直した記載（要確認）</w:t>
+        <w:t xml:space="preserve">7. 業務フロー図の追加（9点）</w:t>
       </w:r>
     </w:p>
     <w:p>
@@ -5238,36 +5238,1333 @@
           <w:sz w:val="20"/>
           <w:szCs w:val="20"/>
         </w:rPr>
-        <w:t xml:space="preserve">社内レビューメモ16-2Bで「地域福祉計画＝すべての上位計画」という断定表現を「社会福祉法第107条に基づき福祉各分野に共通する事項を定める計画」に改める方針が決まっていましたが、次の2か所に旧表現が残っていたため、今回あわせて修正しています。ご意向と異なる場合は元に戻してください。</w:t>
-      </w:r>
-    </w:p>
-    <w:p>
-      <w:pPr>
-        <w:spacing w:after="60" w:line="280"/>
-        <w:ind w:left="340" w:hanging="220"/>
-      </w:pPr>
-      <w:r>
-        <w:rPr>
-          <w:rFonts w:ascii="Yu Gothic" w:cs="Yu Gothic" w:eastAsia="Yu Gothic" w:hAnsi="Yu Gothic"/>
-          <w:sz w:val="20"/>
-          <w:szCs w:val="20"/>
-        </w:rPr>
-        <w:t xml:space="preserve">・5章（４）健康づくり計画・自殺対策との整合の冒頭：「地域福祉計画の上位計画としての性格を踏まえると」→「地域福祉計画が福祉各分野に共通する事項を定める計画であることを踏まえると」</w:t>
-      </w:r>
-    </w:p>
-    <w:p>
-      <w:pPr>
-        <w:spacing w:after="60" w:line="280"/>
-        <w:ind w:left="340" w:hanging="220"/>
-      </w:pPr>
-      <w:r>
-        <w:rPr>
-          <w:rFonts w:ascii="Yu Gothic" w:cs="Yu Gothic" w:eastAsia="Yu Gothic" w:hAnsi="Yu Gothic"/>
-          <w:sz w:val="20"/>
-          <w:szCs w:val="20"/>
-        </w:rPr>
-        <w:t xml:space="preserve">・3章（７）課題領域表の「社協・関連計画との役割整理」行：「地域福祉計画の上位計画としての位置づけ」→「地域福祉計画と関連計画の役割・位置づけの整理」</w:t>
-      </w:r>
+        <w:t xml:space="preserve">「現状分析 → 課題把握 → 調査 → 施策展開 → 評価」の流れと、課題から見えるフォーカス箇所を図にして各章に配置しました。</w:t>
+      </w:r>
+      <w:r>
+        <w:rPr>
+          <w:rFonts w:ascii="Yu Gothic" w:cs="Yu Gothic" w:eastAsia="Yu Gothic" w:hAnsi="Yu Gothic"/>
+          <w:b/>
+          <w:bCs/>
+          <w:sz w:val="20"/>
+          <w:szCs w:val="20"/>
+        </w:rPr>
+        <w:t xml:space="preserve">図は全章に1〜2点ずつではなく9点に絞っています。</w:t>
+      </w:r>
+      <w:r>
+        <w:rPr>
+          <w:rFonts w:ascii="Yu Gothic" w:cs="Yu Gothic" w:eastAsia="Yu Gothic" w:hAnsi="Yu Gothic"/>
+          <w:sz w:val="20"/>
+          <w:szCs w:val="20"/>
+        </w:rPr>
+        <w:t xml:space="preserve">隣接する表と同じ内容を図にしても情報は増えないため、表がある章では「表にない切り口」だけを図にする方針で精査しました。</w:t>
+      </w:r>
+    </w:p>
+    <w:tbl>
+      <w:tblPr>
+        <w:tblW w:type="dxa" w:w="9314"/>
+        <w:tblBorders>
+          <w:top w:val="single" w:color="auto" w:sz="4"/>
+          <w:left w:val="single" w:color="auto" w:sz="4"/>
+          <w:bottom w:val="single" w:color="auto" w:sz="4"/>
+          <w:right w:val="single" w:color="auto" w:sz="4"/>
+          <w:insideH w:val="single" w:color="auto" w:sz="4"/>
+          <w:insideV w:val="single" w:color="auto" w:sz="4"/>
+        </w:tblBorders>
+      </w:tblPr>
+      <w:tblGrid>
+        <w:gridCol w:w="600"/>
+        <w:gridCol w:w="1100"/>
+        <w:gridCol w:w="4000"/>
+        <w:gridCol w:w="3614"/>
+      </w:tblGrid>
+      <w:tr>
+        <w:trPr>
+          <w:tblHeader/>
+        </w:trPr>
+        <w:tc>
+          <w:tcPr>
+            <w:tcW w:type="dxa" w:w="600"/>
+            <w:tcBorders>
+              <w:top w:val="single" w:color="BFBFBF" w:sz="4"/>
+              <w:left w:val="single" w:color="BFBFBF" w:sz="4"/>
+              <w:bottom w:val="single" w:color="BFBFBF" w:sz="4"/>
+              <w:right w:val="single" w:color="BFBFBF" w:sz="4"/>
+            </w:tcBorders>
+            <w:shd w:fill="44546A" w:val="clear"/>
+            <w:tcMar>
+              <w:top w:type="dxa" w:w="60"/>
+              <w:left w:type="dxa" w:w="100"/>
+              <w:bottom w:type="dxa" w:w="60"/>
+              <w:right w:type="dxa" w:w="100"/>
+            </w:tcMar>
+            <w:vAlign w:val="center"/>
+          </w:tcPr>
+          <w:p>
+            <w:pPr>
+              <w:jc w:val="center"/>
+              <w:spacing w:after="0" w:line="260"/>
+            </w:pPr>
+            <w:r>
+              <w:rPr>
+                <w:rFonts w:ascii="Yu Gothic" w:cs="Yu Gothic" w:eastAsia="Yu Gothic" w:hAnsi="Yu Gothic"/>
+                <w:b/>
+                <w:bCs/>
+                <w:color w:val="FFFFFF"/>
+                <w:sz w:val="18"/>
+                <w:szCs w:val="18"/>
+              </w:rPr>
+              <w:t xml:space="preserve">図</w:t>
+            </w:r>
+          </w:p>
+        </w:tc>
+        <w:tc>
+          <w:tcPr>
+            <w:tcW w:type="dxa" w:w="1100"/>
+            <w:tcBorders>
+              <w:top w:val="single" w:color="BFBFBF" w:sz="4"/>
+              <w:left w:val="single" w:color="BFBFBF" w:sz="4"/>
+              <w:bottom w:val="single" w:color="BFBFBF" w:sz="4"/>
+              <w:right w:val="single" w:color="BFBFBF" w:sz="4"/>
+            </w:tcBorders>
+            <w:shd w:fill="44546A" w:val="clear"/>
+            <w:tcMar>
+              <w:top w:type="dxa" w:w="60"/>
+              <w:left w:type="dxa" w:w="100"/>
+              <w:bottom w:type="dxa" w:w="60"/>
+              <w:right w:type="dxa" w:w="100"/>
+            </w:tcMar>
+            <w:vAlign w:val="center"/>
+          </w:tcPr>
+          <w:p>
+            <w:pPr>
+              <w:jc w:val="center"/>
+              <w:spacing w:after="0" w:line="260"/>
+            </w:pPr>
+            <w:r>
+              <w:rPr>
+                <w:rFonts w:ascii="Yu Gothic" w:cs="Yu Gothic" w:eastAsia="Yu Gothic" w:hAnsi="Yu Gothic"/>
+                <w:b/>
+                <w:bCs/>
+                <w:color w:val="FFFFFF"/>
+                <w:sz w:val="18"/>
+                <w:szCs w:val="18"/>
+              </w:rPr>
+              <w:t xml:space="preserve">配置</w:t>
+            </w:r>
+          </w:p>
+        </w:tc>
+        <w:tc>
+          <w:tcPr>
+            <w:tcW w:type="dxa" w:w="4000"/>
+            <w:tcBorders>
+              <w:top w:val="single" w:color="BFBFBF" w:sz="4"/>
+              <w:left w:val="single" w:color="BFBFBF" w:sz="4"/>
+              <w:bottom w:val="single" w:color="BFBFBF" w:sz="4"/>
+              <w:right w:val="single" w:color="BFBFBF" w:sz="4"/>
+            </w:tcBorders>
+            <w:shd w:fill="44546A" w:val="clear"/>
+            <w:tcMar>
+              <w:top w:type="dxa" w:w="60"/>
+              <w:left w:type="dxa" w:w="100"/>
+              <w:bottom w:type="dxa" w:w="60"/>
+              <w:right w:type="dxa" w:w="100"/>
+            </w:tcMar>
+            <w:vAlign w:val="center"/>
+          </w:tcPr>
+          <w:p>
+            <w:pPr>
+              <w:jc w:val="center"/>
+              <w:spacing w:after="0" w:line="260"/>
+            </w:pPr>
+            <w:r>
+              <w:rPr>
+                <w:rFonts w:ascii="Yu Gothic" w:cs="Yu Gothic" w:eastAsia="Yu Gothic" w:hAnsi="Yu Gothic"/>
+                <w:b/>
+                <w:bCs/>
+                <w:color w:val="FFFFFF"/>
+                <w:sz w:val="18"/>
+                <w:szCs w:val="18"/>
+              </w:rPr>
+              <w:t xml:space="preserve">内容</w:t>
+            </w:r>
+          </w:p>
+        </w:tc>
+        <w:tc>
+          <w:tcPr>
+            <w:tcW w:type="dxa" w:w="3614"/>
+            <w:tcBorders>
+              <w:top w:val="single" w:color="BFBFBF" w:sz="4"/>
+              <w:left w:val="single" w:color="BFBFBF" w:sz="4"/>
+              <w:bottom w:val="single" w:color="BFBFBF" w:sz="4"/>
+              <w:right w:val="single" w:color="BFBFBF" w:sz="4"/>
+            </w:tcBorders>
+            <w:shd w:fill="44546A" w:val="clear"/>
+            <w:tcMar>
+              <w:top w:type="dxa" w:w="60"/>
+              <w:left w:type="dxa" w:w="100"/>
+              <w:bottom w:type="dxa" w:w="60"/>
+              <w:right w:type="dxa" w:w="100"/>
+            </w:tcMar>
+            <w:vAlign w:val="center"/>
+          </w:tcPr>
+          <w:p>
+            <w:pPr>
+              <w:jc w:val="center"/>
+              <w:spacing w:after="0" w:line="260"/>
+            </w:pPr>
+            <w:r>
+              <w:rPr>
+                <w:rFonts w:ascii="Yu Gothic" w:cs="Yu Gothic" w:eastAsia="Yu Gothic" w:hAnsi="Yu Gothic"/>
+                <w:b/>
+                <w:bCs/>
+                <w:color w:val="FFFFFF"/>
+                <w:sz w:val="18"/>
+                <w:szCs w:val="18"/>
+              </w:rPr>
+              <w:t xml:space="preserve">重複を避けた考え方</w:t>
+            </w:r>
+          </w:p>
+        </w:tc>
+      </w:tr>
+      <w:tr>
+        <w:tc>
+          <w:tcPr>
+            <w:tcW w:type="dxa" w:w="600"/>
+            <w:tcBorders>
+              <w:top w:val="single" w:color="BFBFBF" w:sz="4"/>
+              <w:left w:val="single" w:color="BFBFBF" w:sz="4"/>
+              <w:bottom w:val="single" w:color="BFBFBF" w:sz="4"/>
+              <w:right w:val="single" w:color="BFBFBF" w:sz="4"/>
+            </w:tcBorders>
+            <w:tcMar>
+              <w:top w:type="dxa" w:w="60"/>
+              <w:left w:type="dxa" w:w="100"/>
+              <w:bottom w:type="dxa" w:w="60"/>
+              <w:right w:type="dxa" w:w="100"/>
+            </w:tcMar>
+            <w:vAlign w:val="center"/>
+          </w:tcPr>
+          <w:p>
+            <w:pPr>
+              <w:spacing w:after="0" w:line="260"/>
+            </w:pPr>
+            <w:r>
+              <w:rPr>
+                <w:rFonts w:ascii="Yu Gothic" w:cs="Yu Gothic" w:eastAsia="Yu Gothic" w:hAnsi="Yu Gothic"/>
+                <w:sz w:val="18"/>
+                <w:szCs w:val="18"/>
+              </w:rPr>
+              <w:t xml:space="preserve">図1</w:t>
+            </w:r>
+          </w:p>
+        </w:tc>
+        <w:tc>
+          <w:tcPr>
+            <w:tcW w:type="dxa" w:w="1100"/>
+            <w:tcBorders>
+              <w:top w:val="single" w:color="BFBFBF" w:sz="4"/>
+              <w:left w:val="single" w:color="BFBFBF" w:sz="4"/>
+              <w:bottom w:val="single" w:color="BFBFBF" w:sz="4"/>
+              <w:right w:val="single" w:color="BFBFBF" w:sz="4"/>
+            </w:tcBorders>
+            <w:tcMar>
+              <w:top w:type="dxa" w:w="60"/>
+              <w:left w:type="dxa" w:w="100"/>
+              <w:bottom w:type="dxa" w:w="60"/>
+              <w:right w:type="dxa" w:w="100"/>
+            </w:tcMar>
+            <w:vAlign w:val="center"/>
+          </w:tcPr>
+          <w:p>
+            <w:pPr>
+              <w:spacing w:after="0" w:line="260"/>
+            </w:pPr>
+            <w:r>
+              <w:rPr>
+                <w:rFonts w:ascii="Yu Gothic" w:cs="Yu Gothic" w:eastAsia="Yu Gothic" w:hAnsi="Yu Gothic"/>
+                <w:sz w:val="18"/>
+                <w:szCs w:val="18"/>
+              </w:rPr>
+              <w:t xml:space="preserve">1章（１）</w:t>
+            </w:r>
+          </w:p>
+        </w:tc>
+        <w:tc>
+          <w:tcPr>
+            <w:tcW w:type="dxa" w:w="4000"/>
+            <w:tcBorders>
+              <w:top w:val="single" w:color="BFBFBF" w:sz="4"/>
+              <w:left w:val="single" w:color="BFBFBF" w:sz="4"/>
+              <w:bottom w:val="single" w:color="BFBFBF" w:sz="4"/>
+              <w:right w:val="single" w:color="BFBFBF" w:sz="4"/>
+            </w:tcBorders>
+            <w:tcMar>
+              <w:top w:type="dxa" w:w="60"/>
+              <w:left w:type="dxa" w:w="100"/>
+              <w:bottom w:type="dxa" w:w="60"/>
+              <w:right w:type="dxa" w:w="100"/>
+            </w:tcMar>
+            <w:vAlign w:val="center"/>
+          </w:tcPr>
+          <w:p>
+            <w:pPr>
+              <w:spacing w:after="0" w:line="260"/>
+            </w:pPr>
+            <w:r>
+              <w:rPr>
+                <w:rFonts w:ascii="Yu Gothic" w:cs="Yu Gothic" w:eastAsia="Yu Gothic" w:hAnsi="Yu Gothic"/>
+                <w:sz w:val="18"/>
+                <w:szCs w:val="18"/>
+              </w:rPr>
+              <w:t xml:space="preserve">業務の全体像（国の指針→現状分析と評価→課題の特定→調査の設計と実施→委員会）と業務範囲</w:t>
+            </w:r>
+          </w:p>
+        </w:tc>
+        <w:tc>
+          <w:tcPr>
+            <w:tcW w:type="dxa" w:w="3614"/>
+            <w:tcBorders>
+              <w:top w:val="single" w:color="BFBFBF" w:sz="4"/>
+              <w:left w:val="single" w:color="BFBFBF" w:sz="4"/>
+              <w:bottom w:val="single" w:color="BFBFBF" w:sz="4"/>
+              <w:right w:val="single" w:color="BFBFBF" w:sz="4"/>
+            </w:tcBorders>
+            <w:tcMar>
+              <w:top w:type="dxa" w:w="60"/>
+              <w:left w:type="dxa" w:w="100"/>
+              <w:bottom w:type="dxa" w:w="60"/>
+              <w:right w:type="dxa" w:w="100"/>
+            </w:tcMar>
+            <w:vAlign w:val="center"/>
+          </w:tcPr>
+          <w:p>
+            <w:pPr>
+              <w:spacing w:after="0" w:line="260"/>
+            </w:pPr>
+            <w:r>
+              <w:rPr>
+                <w:rFonts w:ascii="Yu Gothic" w:cs="Yu Gothic" w:eastAsia="Yu Gothic" w:hAnsi="Yu Gothic"/>
+                <w:sz w:val="18"/>
+                <w:szCs w:val="18"/>
+              </w:rPr>
+              <w:t xml:space="preserve">―</w:t>
+            </w:r>
+          </w:p>
+        </w:tc>
+      </w:tr>
+      <w:tr>
+        <w:tc>
+          <w:tcPr>
+            <w:tcW w:type="dxa" w:w="600"/>
+            <w:tcBorders>
+              <w:top w:val="single" w:color="BFBFBF" w:sz="4"/>
+              <w:left w:val="single" w:color="BFBFBF" w:sz="4"/>
+              <w:bottom w:val="single" w:color="BFBFBF" w:sz="4"/>
+              <w:right w:val="single" w:color="BFBFBF" w:sz="4"/>
+            </w:tcBorders>
+            <w:tcMar>
+              <w:top w:type="dxa" w:w="60"/>
+              <w:left w:type="dxa" w:w="100"/>
+              <w:bottom w:type="dxa" w:w="60"/>
+              <w:right w:type="dxa" w:w="100"/>
+            </w:tcMar>
+            <w:vAlign w:val="center"/>
+          </w:tcPr>
+          <w:p>
+            <w:pPr>
+              <w:spacing w:after="0" w:line="260"/>
+            </w:pPr>
+            <w:r>
+              <w:rPr>
+                <w:rFonts w:ascii="Yu Gothic" w:cs="Yu Gothic" w:eastAsia="Yu Gothic" w:hAnsi="Yu Gothic"/>
+                <w:sz w:val="18"/>
+                <w:szCs w:val="18"/>
+              </w:rPr>
+              <w:t xml:space="preserve">図2</w:t>
+            </w:r>
+          </w:p>
+        </w:tc>
+        <w:tc>
+          <w:tcPr>
+            <w:tcW w:type="dxa" w:w="1100"/>
+            <w:tcBorders>
+              <w:top w:val="single" w:color="BFBFBF" w:sz="4"/>
+              <w:left w:val="single" w:color="BFBFBF" w:sz="4"/>
+              <w:bottom w:val="single" w:color="BFBFBF" w:sz="4"/>
+              <w:right w:val="single" w:color="BFBFBF" w:sz="4"/>
+            </w:tcBorders>
+            <w:tcMar>
+              <w:top w:type="dxa" w:w="60"/>
+              <w:left w:type="dxa" w:w="100"/>
+              <w:bottom w:type="dxa" w:w="60"/>
+              <w:right w:type="dxa" w:w="100"/>
+            </w:tcMar>
+            <w:vAlign w:val="center"/>
+          </w:tcPr>
+          <w:p>
+            <w:pPr>
+              <w:spacing w:after="0" w:line="260"/>
+            </w:pPr>
+            <w:r>
+              <w:rPr>
+                <w:rFonts w:ascii="Yu Gothic" w:cs="Yu Gothic" w:eastAsia="Yu Gothic" w:hAnsi="Yu Gothic"/>
+                <w:sz w:val="18"/>
+                <w:szCs w:val="18"/>
+              </w:rPr>
+              <w:t xml:space="preserve">2章（１）</w:t>
+            </w:r>
+          </w:p>
+        </w:tc>
+        <w:tc>
+          <w:tcPr>
+            <w:tcW w:type="dxa" w:w="4000"/>
+            <w:tcBorders>
+              <w:top w:val="single" w:color="BFBFBF" w:sz="4"/>
+              <w:left w:val="single" w:color="BFBFBF" w:sz="4"/>
+              <w:bottom w:val="single" w:color="BFBFBF" w:sz="4"/>
+              <w:right w:val="single" w:color="BFBFBF" w:sz="4"/>
+            </w:tcBorders>
+            <w:tcMar>
+              <w:top w:type="dxa" w:w="60"/>
+              <w:left w:type="dxa" w:w="100"/>
+              <w:bottom w:type="dxa" w:w="60"/>
+              <w:right w:type="dxa" w:w="100"/>
+            </w:tcMar>
+            <w:vAlign w:val="center"/>
+          </w:tcPr>
+          <w:p>
+            <w:pPr>
+              <w:spacing w:after="0" w:line="260"/>
+            </w:pPr>
+            <w:r>
+              <w:rPr>
+                <w:rFonts w:ascii="Yu Gothic" w:cs="Yu Gothic" w:eastAsia="Yu Gothic" w:hAnsi="Yu Gothic"/>
+                <w:sz w:val="18"/>
+                <w:szCs w:val="18"/>
+              </w:rPr>
+              <w:t xml:space="preserve">第2期計画の期間中に動いた地域福祉分野の国の動向4件</w:t>
+            </w:r>
+          </w:p>
+        </w:tc>
+        <w:tc>
+          <w:tcPr>
+            <w:tcW w:type="dxa" w:w="3614"/>
+            <w:tcBorders>
+              <w:top w:val="single" w:color="BFBFBF" w:sz="4"/>
+              <w:left w:val="single" w:color="BFBFBF" w:sz="4"/>
+              <w:bottom w:val="single" w:color="BFBFBF" w:sz="4"/>
+              <w:right w:val="single" w:color="BFBFBF" w:sz="4"/>
+            </w:tcBorders>
+            <w:tcMar>
+              <w:top w:type="dxa" w:w="60"/>
+              <w:left w:type="dxa" w:w="100"/>
+              <w:bottom w:type="dxa" w:w="60"/>
+              <w:right w:type="dxa" w:w="100"/>
+            </w:tcMar>
+            <w:vAlign w:val="center"/>
+          </w:tcPr>
+          <w:p>
+            <w:pPr>
+              <w:spacing w:after="0" w:line="260"/>
+            </w:pPr>
+            <w:r>
+              <w:rPr>
+                <w:rFonts w:ascii="Yu Gothic" w:cs="Yu Gothic" w:eastAsia="Yu Gothic" w:hAnsi="Yu Gothic"/>
+                <w:sz w:val="18"/>
+                <w:szCs w:val="18"/>
+              </w:rPr>
+              <w:t xml:space="preserve">障がい分野は隣の表に譲り、図では扱わない</w:t>
+            </w:r>
+          </w:p>
+        </w:tc>
+      </w:tr>
+      <w:tr>
+        <w:tc>
+          <w:tcPr>
+            <w:tcW w:type="dxa" w:w="600"/>
+            <w:tcBorders>
+              <w:top w:val="single" w:color="BFBFBF" w:sz="4"/>
+              <w:left w:val="single" w:color="BFBFBF" w:sz="4"/>
+              <w:bottom w:val="single" w:color="BFBFBF" w:sz="4"/>
+              <w:right w:val="single" w:color="BFBFBF" w:sz="4"/>
+            </w:tcBorders>
+            <w:tcMar>
+              <w:top w:type="dxa" w:w="60"/>
+              <w:left w:type="dxa" w:w="100"/>
+              <w:bottom w:type="dxa" w:w="60"/>
+              <w:right w:type="dxa" w:w="100"/>
+            </w:tcMar>
+            <w:vAlign w:val="center"/>
+          </w:tcPr>
+          <w:p>
+            <w:pPr>
+              <w:spacing w:after="0" w:line="260"/>
+            </w:pPr>
+            <w:r>
+              <w:rPr>
+                <w:rFonts w:ascii="Yu Gothic" w:cs="Yu Gothic" w:eastAsia="Yu Gothic" w:hAnsi="Yu Gothic"/>
+                <w:sz w:val="18"/>
+                <w:szCs w:val="18"/>
+              </w:rPr>
+              <w:t xml:space="preserve">図3</w:t>
+            </w:r>
+          </w:p>
+        </w:tc>
+        <w:tc>
+          <w:tcPr>
+            <w:tcW w:type="dxa" w:w="1100"/>
+            <w:tcBorders>
+              <w:top w:val="single" w:color="BFBFBF" w:sz="4"/>
+              <w:left w:val="single" w:color="BFBFBF" w:sz="4"/>
+              <w:bottom w:val="single" w:color="BFBFBF" w:sz="4"/>
+              <w:right w:val="single" w:color="BFBFBF" w:sz="4"/>
+            </w:tcBorders>
+            <w:tcMar>
+              <w:top w:type="dxa" w:w="60"/>
+              <w:left w:type="dxa" w:w="100"/>
+              <w:bottom w:type="dxa" w:w="60"/>
+              <w:right w:type="dxa" w:w="100"/>
+            </w:tcMar>
+            <w:vAlign w:val="center"/>
+          </w:tcPr>
+          <w:p>
+            <w:pPr>
+              <w:spacing w:after="0" w:line="260"/>
+            </w:pPr>
+            <w:r>
+              <w:rPr>
+                <w:rFonts w:ascii="Yu Gothic" w:cs="Yu Gothic" w:eastAsia="Yu Gothic" w:hAnsi="Yu Gothic"/>
+                <w:sz w:val="18"/>
+                <w:szCs w:val="18"/>
+              </w:rPr>
+              <w:t xml:space="preserve">3章 冒頭</w:t>
+            </w:r>
+          </w:p>
+        </w:tc>
+        <w:tc>
+          <w:tcPr>
+            <w:tcW w:type="dxa" w:w="4000"/>
+            <w:tcBorders>
+              <w:top w:val="single" w:color="BFBFBF" w:sz="4"/>
+              <w:left w:val="single" w:color="BFBFBF" w:sz="4"/>
+              <w:bottom w:val="single" w:color="BFBFBF" w:sz="4"/>
+              <w:right w:val="single" w:color="BFBFBF" w:sz="4"/>
+            </w:tcBorders>
+            <w:tcMar>
+              <w:top w:type="dxa" w:w="60"/>
+              <w:left w:type="dxa" w:w="100"/>
+              <w:bottom w:type="dxa" w:w="60"/>
+              <w:right w:type="dxa" w:w="100"/>
+            </w:tcMar>
+            <w:vAlign w:val="center"/>
+          </w:tcPr>
+          <w:p>
+            <w:pPr>
+              <w:spacing w:after="0" w:line="260"/>
+            </w:pPr>
+            <w:r>
+              <w:rPr>
+                <w:rFonts w:ascii="Yu Gothic" w:cs="Yu Gothic" w:eastAsia="Yu Gothic" w:hAnsi="Yu Gothic"/>
+                <w:sz w:val="18"/>
+                <w:szCs w:val="18"/>
+              </w:rPr>
+              <w:t xml:space="preserve">3つの評価から6つの課題領域が導かれるまで</w:t>
+            </w:r>
+          </w:p>
+        </w:tc>
+        <w:tc>
+          <w:tcPr>
+            <w:tcW w:type="dxa" w:w="3614"/>
+            <w:tcBorders>
+              <w:top w:val="single" w:color="BFBFBF" w:sz="4"/>
+              <w:left w:val="single" w:color="BFBFBF" w:sz="4"/>
+              <w:bottom w:val="single" w:color="BFBFBF" w:sz="4"/>
+              <w:right w:val="single" w:color="BFBFBF" w:sz="4"/>
+            </w:tcBorders>
+            <w:tcMar>
+              <w:top w:type="dxa" w:w="60"/>
+              <w:left w:type="dxa" w:w="100"/>
+              <w:bottom w:type="dxa" w:w="60"/>
+              <w:right w:type="dxa" w:w="100"/>
+            </w:tcMar>
+            <w:vAlign w:val="center"/>
+          </w:tcPr>
+          <w:p>
+            <w:pPr>
+              <w:spacing w:after="0" w:line="260"/>
+            </w:pPr>
+            <w:r>
+              <w:rPr>
+                <w:rFonts w:ascii="Yu Gothic" w:cs="Yu Gothic" w:eastAsia="Yu Gothic" w:hAnsi="Yu Gothic"/>
+                <w:sz w:val="18"/>
+                <w:szCs w:val="18"/>
+              </w:rPr>
+              <w:t xml:space="preserve">課題領域表の再掲ではなく「導出の流れ」を示す</w:t>
+            </w:r>
+          </w:p>
+        </w:tc>
+      </w:tr>
+      <w:tr>
+        <w:tc>
+          <w:tcPr>
+            <w:tcW w:type="dxa" w:w="600"/>
+            <w:tcBorders>
+              <w:top w:val="single" w:color="BFBFBF" w:sz="4"/>
+              <w:left w:val="single" w:color="BFBFBF" w:sz="4"/>
+              <w:bottom w:val="single" w:color="BFBFBF" w:sz="4"/>
+              <w:right w:val="single" w:color="BFBFBF" w:sz="4"/>
+            </w:tcBorders>
+            <w:tcMar>
+              <w:top w:type="dxa" w:w="60"/>
+              <w:left w:type="dxa" w:w="100"/>
+              <w:bottom w:type="dxa" w:w="60"/>
+              <w:right w:type="dxa" w:w="100"/>
+            </w:tcMar>
+            <w:vAlign w:val="center"/>
+          </w:tcPr>
+          <w:p>
+            <w:pPr>
+              <w:spacing w:after="0" w:line="260"/>
+            </w:pPr>
+            <w:r>
+              <w:rPr>
+                <w:rFonts w:ascii="Yu Gothic" w:cs="Yu Gothic" w:eastAsia="Yu Gothic" w:hAnsi="Yu Gothic"/>
+                <w:sz w:val="18"/>
+                <w:szCs w:val="18"/>
+              </w:rPr>
+              <w:t xml:space="preserve">図4</w:t>
+            </w:r>
+          </w:p>
+        </w:tc>
+        <w:tc>
+          <w:tcPr>
+            <w:tcW w:type="dxa" w:w="1100"/>
+            <w:tcBorders>
+              <w:top w:val="single" w:color="BFBFBF" w:sz="4"/>
+              <w:left w:val="single" w:color="BFBFBF" w:sz="4"/>
+              <w:bottom w:val="single" w:color="BFBFBF" w:sz="4"/>
+              <w:right w:val="single" w:color="BFBFBF" w:sz="4"/>
+            </w:tcBorders>
+            <w:tcMar>
+              <w:top w:type="dxa" w:w="60"/>
+              <w:left w:type="dxa" w:w="100"/>
+              <w:bottom w:type="dxa" w:w="60"/>
+              <w:right w:type="dxa" w:w="100"/>
+            </w:tcMar>
+            <w:vAlign w:val="center"/>
+          </w:tcPr>
+          <w:p>
+            <w:pPr>
+              <w:spacing w:after="0" w:line="260"/>
+            </w:pPr>
+            <w:r>
+              <w:rPr>
+                <w:rFonts w:ascii="Yu Gothic" w:cs="Yu Gothic" w:eastAsia="Yu Gothic" w:hAnsi="Yu Gothic"/>
+                <w:sz w:val="18"/>
+                <w:szCs w:val="18"/>
+              </w:rPr>
+              <w:t xml:space="preserve">3章（６）</w:t>
+            </w:r>
+          </w:p>
+        </w:tc>
+        <w:tc>
+          <w:tcPr>
+            <w:tcW w:type="dxa" w:w="4000"/>
+            <w:tcBorders>
+              <w:top w:val="single" w:color="BFBFBF" w:sz="4"/>
+              <w:left w:val="single" w:color="BFBFBF" w:sz="4"/>
+              <w:bottom w:val="single" w:color="BFBFBF" w:sz="4"/>
+              <w:right w:val="single" w:color="BFBFBF" w:sz="4"/>
+            </w:tcBorders>
+            <w:tcMar>
+              <w:top w:type="dxa" w:w="60"/>
+              <w:left w:type="dxa" w:w="100"/>
+              <w:bottom w:type="dxa" w:w="60"/>
+              <w:right w:type="dxa" w:w="100"/>
+            </w:tcMar>
+            <w:vAlign w:val="center"/>
+          </w:tcPr>
+          <w:p>
+            <w:pPr>
+              <w:spacing w:after="0" w:line="260"/>
+            </w:pPr>
+            <w:r>
+              <w:rPr>
+                <w:rFonts w:ascii="Yu Gothic" w:cs="Yu Gothic" w:eastAsia="Yu Gothic" w:hAnsi="Yu Gothic"/>
+                <w:sz w:val="18"/>
+                <w:szCs w:val="18"/>
+              </w:rPr>
+              <w:t xml:space="preserve">回答者構成の偏りと、影響が設問ごとに違うこと</w:t>
+            </w:r>
+          </w:p>
+        </w:tc>
+        <w:tc>
+          <w:tcPr>
+            <w:tcW w:type="dxa" w:w="3614"/>
+            <w:tcBorders>
+              <w:top w:val="single" w:color="BFBFBF" w:sz="4"/>
+              <w:left w:val="single" w:color="BFBFBF" w:sz="4"/>
+              <w:bottom w:val="single" w:color="BFBFBF" w:sz="4"/>
+              <w:right w:val="single" w:color="BFBFBF" w:sz="4"/>
+            </w:tcBorders>
+            <w:tcMar>
+              <w:top w:type="dxa" w:w="60"/>
+              <w:left w:type="dxa" w:w="100"/>
+              <w:bottom w:type="dxa" w:w="60"/>
+              <w:right w:type="dxa" w:w="100"/>
+            </w:tcMar>
+            <w:vAlign w:val="center"/>
+          </w:tcPr>
+          <w:p>
+            <w:pPr>
+              <w:spacing w:after="0" w:line="260"/>
+            </w:pPr>
+            <w:r>
+              <w:rPr>
+                <w:rFonts w:ascii="Yu Gothic" w:cs="Yu Gothic" w:eastAsia="Yu Gothic" w:hAnsi="Yu Gothic"/>
+                <w:sz w:val="18"/>
+                <w:szCs w:val="18"/>
+              </w:rPr>
+              <w:t xml:space="preserve">補正後の値は本文の表、図は年代差との対応を示す</w:t>
+            </w:r>
+          </w:p>
+        </w:tc>
+      </w:tr>
+      <w:tr>
+        <w:tc>
+          <w:tcPr>
+            <w:tcW w:type="dxa" w:w="600"/>
+            <w:tcBorders>
+              <w:top w:val="single" w:color="BFBFBF" w:sz="4"/>
+              <w:left w:val="single" w:color="BFBFBF" w:sz="4"/>
+              <w:bottom w:val="single" w:color="BFBFBF" w:sz="4"/>
+              <w:right w:val="single" w:color="BFBFBF" w:sz="4"/>
+            </w:tcBorders>
+            <w:tcMar>
+              <w:top w:type="dxa" w:w="60"/>
+              <w:left w:type="dxa" w:w="100"/>
+              <w:bottom w:type="dxa" w:w="60"/>
+              <w:right w:type="dxa" w:w="100"/>
+            </w:tcMar>
+            <w:vAlign w:val="center"/>
+          </w:tcPr>
+          <w:p>
+            <w:pPr>
+              <w:spacing w:after="0" w:line="260"/>
+            </w:pPr>
+            <w:r>
+              <w:rPr>
+                <w:rFonts w:ascii="Yu Gothic" w:cs="Yu Gothic" w:eastAsia="Yu Gothic" w:hAnsi="Yu Gothic"/>
+                <w:sz w:val="18"/>
+                <w:szCs w:val="18"/>
+              </w:rPr>
+              <w:t xml:space="preserve">図5</w:t>
+            </w:r>
+          </w:p>
+        </w:tc>
+        <w:tc>
+          <w:tcPr>
+            <w:tcW w:type="dxa" w:w="1100"/>
+            <w:tcBorders>
+              <w:top w:val="single" w:color="BFBFBF" w:sz="4"/>
+              <w:left w:val="single" w:color="BFBFBF" w:sz="4"/>
+              <w:bottom w:val="single" w:color="BFBFBF" w:sz="4"/>
+              <w:right w:val="single" w:color="BFBFBF" w:sz="4"/>
+            </w:tcBorders>
+            <w:tcMar>
+              <w:top w:type="dxa" w:w="60"/>
+              <w:left w:type="dxa" w:w="100"/>
+              <w:bottom w:type="dxa" w:w="60"/>
+              <w:right w:type="dxa" w:w="100"/>
+            </w:tcMar>
+            <w:vAlign w:val="center"/>
+          </w:tcPr>
+          <w:p>
+            <w:pPr>
+              <w:spacing w:after="0" w:line="260"/>
+            </w:pPr>
+            <w:r>
+              <w:rPr>
+                <w:rFonts w:ascii="Yu Gothic" w:cs="Yu Gothic" w:eastAsia="Yu Gothic" w:hAnsi="Yu Gothic"/>
+                <w:sz w:val="18"/>
+                <w:szCs w:val="18"/>
+              </w:rPr>
+              <w:t xml:space="preserve">4章（１）</w:t>
+            </w:r>
+          </w:p>
+        </w:tc>
+        <w:tc>
+          <w:tcPr>
+            <w:tcW w:type="dxa" w:w="4000"/>
+            <w:tcBorders>
+              <w:top w:val="single" w:color="BFBFBF" w:sz="4"/>
+              <w:left w:val="single" w:color="BFBFBF" w:sz="4"/>
+              <w:bottom w:val="single" w:color="BFBFBF" w:sz="4"/>
+              <w:right w:val="single" w:color="BFBFBF" w:sz="4"/>
+            </w:tcBorders>
+            <w:tcMar>
+              <w:top w:type="dxa" w:w="60"/>
+              <w:left w:type="dxa" w:w="100"/>
+              <w:bottom w:type="dxa" w:w="60"/>
+              <w:right w:type="dxa" w:w="100"/>
+            </w:tcMar>
+            <w:vAlign w:val="center"/>
+          </w:tcPr>
+          <w:p>
+            <w:pPr>
+              <w:spacing w:after="0" w:line="260"/>
+            </w:pPr>
+            <w:r>
+              <w:rPr>
+                <w:rFonts w:ascii="Yu Gothic" w:cs="Yu Gothic" w:eastAsia="Yu Gothic" w:hAnsi="Yu Gothic"/>
+                <w:sz w:val="18"/>
+                <w:szCs w:val="18"/>
+              </w:rPr>
+              <w:t xml:space="preserve">3つの調査の役割分担（何を誰に聞くか）</w:t>
+            </w:r>
+          </w:p>
+        </w:tc>
+        <w:tc>
+          <w:tcPr>
+            <w:tcW w:type="dxa" w:w="3614"/>
+            <w:tcBorders>
+              <w:top w:val="single" w:color="BFBFBF" w:sz="4"/>
+              <w:left w:val="single" w:color="BFBFBF" w:sz="4"/>
+              <w:bottom w:val="single" w:color="BFBFBF" w:sz="4"/>
+              <w:right w:val="single" w:color="BFBFBF" w:sz="4"/>
+            </w:tcBorders>
+            <w:tcMar>
+              <w:top w:type="dxa" w:w="60"/>
+              <w:left w:type="dxa" w:w="100"/>
+              <w:bottom w:type="dxa" w:w="60"/>
+              <w:right w:type="dxa" w:w="100"/>
+            </w:tcMar>
+            <w:vAlign w:val="center"/>
+          </w:tcPr>
+          <w:p>
+            <w:pPr>
+              <w:spacing w:after="0" w:line="260"/>
+            </w:pPr>
+            <w:r>
+              <w:rPr>
+                <w:rFonts w:ascii="Yu Gothic" w:cs="Yu Gothic" w:eastAsia="Yu Gothic" w:hAnsi="Yu Gothic"/>
+                <w:sz w:val="18"/>
+                <w:szCs w:val="18"/>
+              </w:rPr>
+              <w:t xml:space="preserve">課題領域表とは別に、調査手段の側から整理</w:t>
+            </w:r>
+          </w:p>
+        </w:tc>
+      </w:tr>
+      <w:tr>
+        <w:tc>
+          <w:tcPr>
+            <w:tcW w:type="dxa" w:w="600"/>
+            <w:tcBorders>
+              <w:top w:val="single" w:color="BFBFBF" w:sz="4"/>
+              <w:left w:val="single" w:color="BFBFBF" w:sz="4"/>
+              <w:bottom w:val="single" w:color="BFBFBF" w:sz="4"/>
+              <w:right w:val="single" w:color="BFBFBF" w:sz="4"/>
+            </w:tcBorders>
+            <w:tcMar>
+              <w:top w:type="dxa" w:w="60"/>
+              <w:left w:type="dxa" w:w="100"/>
+              <w:bottom w:type="dxa" w:w="60"/>
+              <w:right w:type="dxa" w:w="100"/>
+            </w:tcMar>
+            <w:vAlign w:val="center"/>
+          </w:tcPr>
+          <w:p>
+            <w:pPr>
+              <w:spacing w:after="0" w:line="260"/>
+            </w:pPr>
+            <w:r>
+              <w:rPr>
+                <w:rFonts w:ascii="Yu Gothic" w:cs="Yu Gothic" w:eastAsia="Yu Gothic" w:hAnsi="Yu Gothic"/>
+                <w:sz w:val="18"/>
+                <w:szCs w:val="18"/>
+              </w:rPr>
+              <w:t xml:space="preserve">図6</w:t>
+            </w:r>
+          </w:p>
+        </w:tc>
+        <w:tc>
+          <w:tcPr>
+            <w:tcW w:type="dxa" w:w="1100"/>
+            <w:tcBorders>
+              <w:top w:val="single" w:color="BFBFBF" w:sz="4"/>
+              <w:left w:val="single" w:color="BFBFBF" w:sz="4"/>
+              <w:bottom w:val="single" w:color="BFBFBF" w:sz="4"/>
+              <w:right w:val="single" w:color="BFBFBF" w:sz="4"/>
+            </w:tcBorders>
+            <w:tcMar>
+              <w:top w:type="dxa" w:w="60"/>
+              <w:left w:type="dxa" w:w="100"/>
+              <w:bottom w:type="dxa" w:w="60"/>
+              <w:right w:type="dxa" w:w="100"/>
+            </w:tcMar>
+            <w:vAlign w:val="center"/>
+          </w:tcPr>
+          <w:p>
+            <w:pPr>
+              <w:spacing w:after="0" w:line="260"/>
+            </w:pPr>
+            <w:r>
+              <w:rPr>
+                <w:rFonts w:ascii="Yu Gothic" w:cs="Yu Gothic" w:eastAsia="Yu Gothic" w:hAnsi="Yu Gothic"/>
+                <w:sz w:val="18"/>
+                <w:szCs w:val="18"/>
+              </w:rPr>
+              <w:t xml:space="preserve">4章（３）</w:t>
+            </w:r>
+          </w:p>
+        </w:tc>
+        <w:tc>
+          <w:tcPr>
+            <w:tcW w:type="dxa" w:w="4000"/>
+            <w:tcBorders>
+              <w:top w:val="single" w:color="BFBFBF" w:sz="4"/>
+              <w:left w:val="single" w:color="BFBFBF" w:sz="4"/>
+              <w:bottom w:val="single" w:color="BFBFBF" w:sz="4"/>
+              <w:right w:val="single" w:color="BFBFBF" w:sz="4"/>
+            </w:tcBorders>
+            <w:tcMar>
+              <w:top w:type="dxa" w:w="60"/>
+              <w:left w:type="dxa" w:w="100"/>
+              <w:bottom w:type="dxa" w:w="60"/>
+              <w:right w:type="dxa" w:w="100"/>
+            </w:tcMar>
+            <w:vAlign w:val="center"/>
+          </w:tcPr>
+          <w:p>
+            <w:pPr>
+              <w:spacing w:after="0" w:line="260"/>
+            </w:pPr>
+            <w:r>
+              <w:rPr>
+                <w:rFonts w:ascii="Yu Gothic" w:cs="Yu Gothic" w:eastAsia="Yu Gothic" w:hAnsi="Yu Gothic"/>
+                <w:sz w:val="18"/>
+                <w:szCs w:val="18"/>
+              </w:rPr>
+              <w:t xml:space="preserve">層化抽出（配布の設計）とウェイト集計（集計の設計）の役割の違い</w:t>
+            </w:r>
+          </w:p>
+        </w:tc>
+        <w:tc>
+          <w:tcPr>
+            <w:tcW w:type="dxa" w:w="3614"/>
+            <w:tcBorders>
+              <w:top w:val="single" w:color="BFBFBF" w:sz="4"/>
+              <w:left w:val="single" w:color="BFBFBF" w:sz="4"/>
+              <w:bottom w:val="single" w:color="BFBFBF" w:sz="4"/>
+              <w:right w:val="single" w:color="BFBFBF" w:sz="4"/>
+            </w:tcBorders>
+            <w:tcMar>
+              <w:top w:type="dxa" w:w="60"/>
+              <w:left w:type="dxa" w:w="100"/>
+              <w:bottom w:type="dxa" w:w="60"/>
+              <w:right w:type="dxa" w:w="100"/>
+            </w:tcMar>
+            <w:vAlign w:val="center"/>
+          </w:tcPr>
+          <w:p>
+            <w:pPr>
+              <w:spacing w:after="0" w:line="260"/>
+            </w:pPr>
+            <w:r>
+              <w:rPr>
+                <w:rFonts w:ascii="Yu Gothic" w:cs="Yu Gothic" w:eastAsia="Yu Gothic" w:hAnsi="Yu Gothic"/>
+                <w:sz w:val="18"/>
+                <w:szCs w:val="18"/>
+              </w:rPr>
+              <w:t xml:space="preserve">本文の技術的説明を1枚に圧縮</w:t>
+            </w:r>
+          </w:p>
+        </w:tc>
+      </w:tr>
+      <w:tr>
+        <w:tc>
+          <w:tcPr>
+            <w:tcW w:type="dxa" w:w="600"/>
+            <w:tcBorders>
+              <w:top w:val="single" w:color="BFBFBF" w:sz="4"/>
+              <w:left w:val="single" w:color="BFBFBF" w:sz="4"/>
+              <w:bottom w:val="single" w:color="BFBFBF" w:sz="4"/>
+              <w:right w:val="single" w:color="BFBFBF" w:sz="4"/>
+            </w:tcBorders>
+            <w:tcMar>
+              <w:top w:type="dxa" w:w="60"/>
+              <w:left w:type="dxa" w:w="100"/>
+              <w:bottom w:type="dxa" w:w="60"/>
+              <w:right w:type="dxa" w:w="100"/>
+            </w:tcMar>
+            <w:vAlign w:val="center"/>
+          </w:tcPr>
+          <w:p>
+            <w:pPr>
+              <w:spacing w:after="0" w:line="260"/>
+            </w:pPr>
+            <w:r>
+              <w:rPr>
+                <w:rFonts w:ascii="Yu Gothic" w:cs="Yu Gothic" w:eastAsia="Yu Gothic" w:hAnsi="Yu Gothic"/>
+                <w:sz w:val="18"/>
+                <w:szCs w:val="18"/>
+              </w:rPr>
+              <w:t xml:space="preserve">図7</w:t>
+            </w:r>
+          </w:p>
+        </w:tc>
+        <w:tc>
+          <w:tcPr>
+            <w:tcW w:type="dxa" w:w="1100"/>
+            <w:tcBorders>
+              <w:top w:val="single" w:color="BFBFBF" w:sz="4"/>
+              <w:left w:val="single" w:color="BFBFBF" w:sz="4"/>
+              <w:bottom w:val="single" w:color="BFBFBF" w:sz="4"/>
+              <w:right w:val="single" w:color="BFBFBF" w:sz="4"/>
+            </w:tcBorders>
+            <w:tcMar>
+              <w:top w:type="dxa" w:w="60"/>
+              <w:left w:type="dxa" w:w="100"/>
+              <w:bottom w:type="dxa" w:w="60"/>
+              <w:right w:type="dxa" w:w="100"/>
+            </w:tcMar>
+            <w:vAlign w:val="center"/>
+          </w:tcPr>
+          <w:p>
+            <w:pPr>
+              <w:spacing w:after="0" w:line="260"/>
+            </w:pPr>
+            <w:r>
+              <w:rPr>
+                <w:rFonts w:ascii="Yu Gothic" w:cs="Yu Gothic" w:eastAsia="Yu Gothic" w:hAnsi="Yu Gothic"/>
+                <w:sz w:val="18"/>
+                <w:szCs w:val="18"/>
+              </w:rPr>
+              <w:t xml:space="preserve">5章（２）</w:t>
+            </w:r>
+          </w:p>
+        </w:tc>
+        <w:tc>
+          <w:tcPr>
+            <w:tcW w:type="dxa" w:w="4000"/>
+            <w:tcBorders>
+              <w:top w:val="single" w:color="BFBFBF" w:sz="4"/>
+              <w:left w:val="single" w:color="BFBFBF" w:sz="4"/>
+              <w:bottom w:val="single" w:color="BFBFBF" w:sz="4"/>
+              <w:right w:val="single" w:color="BFBFBF" w:sz="4"/>
+            </w:tcBorders>
+            <w:tcMar>
+              <w:top w:type="dxa" w:w="60"/>
+              <w:left w:type="dxa" w:w="100"/>
+              <w:bottom w:type="dxa" w:w="60"/>
+              <w:right w:type="dxa" w:w="100"/>
+            </w:tcMar>
+            <w:vAlign w:val="center"/>
+          </w:tcPr>
+          <w:p>
+            <w:pPr>
+              <w:spacing w:after="0" w:line="260"/>
+            </w:pPr>
+            <w:r>
+              <w:rPr>
+                <w:rFonts w:ascii="Yu Gothic" w:cs="Yu Gothic" w:eastAsia="Yu Gothic" w:hAnsi="Yu Gothic"/>
+                <w:sz w:val="18"/>
+                <w:szCs w:val="18"/>
+              </w:rPr>
+              <w:t xml:space="preserve">委員会運営支援の流れと資料構成</w:t>
+            </w:r>
+          </w:p>
+        </w:tc>
+        <w:tc>
+          <w:tcPr>
+            <w:tcW w:type="dxa" w:w="3614"/>
+            <w:tcBorders>
+              <w:top w:val="single" w:color="BFBFBF" w:sz="4"/>
+              <w:left w:val="single" w:color="BFBFBF" w:sz="4"/>
+              <w:bottom w:val="single" w:color="BFBFBF" w:sz="4"/>
+              <w:right w:val="single" w:color="BFBFBF" w:sz="4"/>
+            </w:tcBorders>
+            <w:tcMar>
+              <w:top w:type="dxa" w:w="60"/>
+              <w:left w:type="dxa" w:w="100"/>
+              <w:bottom w:type="dxa" w:w="60"/>
+              <w:right w:type="dxa" w:w="100"/>
+            </w:tcMar>
+            <w:vAlign w:val="center"/>
+          </w:tcPr>
+          <w:p>
+            <w:pPr>
+              <w:spacing w:after="0" w:line="260"/>
+            </w:pPr>
+            <w:r>
+              <w:rPr>
+                <w:rFonts w:ascii="Yu Gothic" w:cs="Yu Gothic" w:eastAsia="Yu Gothic" w:hAnsi="Yu Gothic"/>
+                <w:sz w:val="18"/>
+                <w:szCs w:val="18"/>
+              </w:rPr>
+              <w:t xml:space="preserve">工程管理表とは別に、委員会の位置づけを時間軸で示す</w:t>
+            </w:r>
+          </w:p>
+        </w:tc>
+      </w:tr>
+      <w:tr>
+        <w:tc>
+          <w:tcPr>
+            <w:tcW w:type="dxa" w:w="600"/>
+            <w:tcBorders>
+              <w:top w:val="single" w:color="BFBFBF" w:sz="4"/>
+              <w:left w:val="single" w:color="BFBFBF" w:sz="4"/>
+              <w:bottom w:val="single" w:color="BFBFBF" w:sz="4"/>
+              <w:right w:val="single" w:color="BFBFBF" w:sz="4"/>
+            </w:tcBorders>
+            <w:tcMar>
+              <w:top w:type="dxa" w:w="60"/>
+              <w:left w:type="dxa" w:w="100"/>
+              <w:bottom w:type="dxa" w:w="60"/>
+              <w:right w:type="dxa" w:w="100"/>
+            </w:tcMar>
+            <w:vAlign w:val="center"/>
+          </w:tcPr>
+          <w:p>
+            <w:pPr>
+              <w:spacing w:after="0" w:line="260"/>
+            </w:pPr>
+            <w:r>
+              <w:rPr>
+                <w:rFonts w:ascii="Yu Gothic" w:cs="Yu Gothic" w:eastAsia="Yu Gothic" w:hAnsi="Yu Gothic"/>
+                <w:sz w:val="18"/>
+                <w:szCs w:val="18"/>
+              </w:rPr>
+              <w:t xml:space="preserve">図8</w:t>
+            </w:r>
+          </w:p>
+        </w:tc>
+        <w:tc>
+          <w:tcPr>
+            <w:tcW w:type="dxa" w:w="1100"/>
+            <w:tcBorders>
+              <w:top w:val="single" w:color="BFBFBF" w:sz="4"/>
+              <w:left w:val="single" w:color="BFBFBF" w:sz="4"/>
+              <w:bottom w:val="single" w:color="BFBFBF" w:sz="4"/>
+              <w:right w:val="single" w:color="BFBFBF" w:sz="4"/>
+            </w:tcBorders>
+            <w:tcMar>
+              <w:top w:type="dxa" w:w="60"/>
+              <w:left w:type="dxa" w:w="100"/>
+              <w:bottom w:type="dxa" w:w="60"/>
+              <w:right w:type="dxa" w:w="100"/>
+            </w:tcMar>
+            <w:vAlign w:val="center"/>
+          </w:tcPr>
+          <w:p>
+            <w:pPr>
+              <w:spacing w:after="0" w:line="260"/>
+            </w:pPr>
+            <w:r>
+              <w:rPr>
+                <w:rFonts w:ascii="Yu Gothic" w:cs="Yu Gothic" w:eastAsia="Yu Gothic" w:hAnsi="Yu Gothic"/>
+                <w:sz w:val="18"/>
+                <w:szCs w:val="18"/>
+              </w:rPr>
+              <w:t xml:space="preserve">6章（４）</w:t>
+            </w:r>
+          </w:p>
+        </w:tc>
+        <w:tc>
+          <w:tcPr>
+            <w:tcW w:type="dxa" w:w="4000"/>
+            <w:tcBorders>
+              <w:top w:val="single" w:color="BFBFBF" w:sz="4"/>
+              <w:left w:val="single" w:color="BFBFBF" w:sz="4"/>
+              <w:bottom w:val="single" w:color="BFBFBF" w:sz="4"/>
+              <w:right w:val="single" w:color="BFBFBF" w:sz="4"/>
+            </w:tcBorders>
+            <w:tcMar>
+              <w:top w:type="dxa" w:w="60"/>
+              <w:left w:type="dxa" w:w="100"/>
+              <w:bottom w:type="dxa" w:w="60"/>
+              <w:right w:type="dxa" w:w="100"/>
+            </w:tcMar>
+            <w:vAlign w:val="center"/>
+          </w:tcPr>
+          <w:p>
+            <w:pPr>
+              <w:spacing w:after="0" w:line="260"/>
+            </w:pPr>
+            <w:r>
+              <w:rPr>
+                <w:rFonts w:ascii="Yu Gothic" w:cs="Yu Gothic" w:eastAsia="Yu Gothic" w:hAnsi="Yu Gothic"/>
+                <w:sz w:val="18"/>
+                <w:szCs w:val="18"/>
+              </w:rPr>
+              <w:t xml:space="preserve">成果品が仕上がるまでの流れ（作成→照査→内部品質確認→納品）</w:t>
+            </w:r>
+          </w:p>
+        </w:tc>
+        <w:tc>
+          <w:tcPr>
+            <w:tcW w:type="dxa" w:w="3614"/>
+            <w:tcBorders>
+              <w:top w:val="single" w:color="BFBFBF" w:sz="4"/>
+              <w:left w:val="single" w:color="BFBFBF" w:sz="4"/>
+              <w:bottom w:val="single" w:color="BFBFBF" w:sz="4"/>
+              <w:right w:val="single" w:color="BFBFBF" w:sz="4"/>
+            </w:tcBorders>
+            <w:tcMar>
+              <w:top w:type="dxa" w:w="60"/>
+              <w:left w:type="dxa" w:w="100"/>
+              <w:bottom w:type="dxa" w:w="60"/>
+              <w:right w:type="dxa" w:w="100"/>
+            </w:tcMar>
+            <w:vAlign w:val="center"/>
+          </w:tcPr>
+          <w:p>
+            <w:pPr>
+              <w:spacing w:after="0" w:line="260"/>
+            </w:pPr>
+            <w:r>
+              <w:rPr>
+                <w:rFonts w:ascii="Yu Gothic" w:cs="Yu Gothic" w:eastAsia="Yu Gothic" w:hAnsi="Yu Gothic"/>
+                <w:sz w:val="18"/>
+                <w:szCs w:val="18"/>
+              </w:rPr>
+              <w:t xml:space="preserve">役職表にない「流れ」だけを図にする</w:t>
+            </w:r>
+          </w:p>
+        </w:tc>
+      </w:tr>
+      <w:tr>
+        <w:tc>
+          <w:tcPr>
+            <w:tcW w:type="dxa" w:w="600"/>
+            <w:tcBorders>
+              <w:top w:val="single" w:color="BFBFBF" w:sz="4"/>
+              <w:left w:val="single" w:color="BFBFBF" w:sz="4"/>
+              <w:bottom w:val="single" w:color="BFBFBF" w:sz="4"/>
+              <w:right w:val="single" w:color="BFBFBF" w:sz="4"/>
+            </w:tcBorders>
+            <w:tcMar>
+              <w:top w:type="dxa" w:w="60"/>
+              <w:left w:type="dxa" w:w="100"/>
+              <w:bottom w:type="dxa" w:w="60"/>
+              <w:right w:type="dxa" w:w="100"/>
+            </w:tcMar>
+            <w:vAlign w:val="center"/>
+          </w:tcPr>
+          <w:p>
+            <w:pPr>
+              <w:spacing w:after="0" w:line="260"/>
+            </w:pPr>
+            <w:r>
+              <w:rPr>
+                <w:rFonts w:ascii="Yu Gothic" w:cs="Yu Gothic" w:eastAsia="Yu Gothic" w:hAnsi="Yu Gothic"/>
+                <w:sz w:val="18"/>
+                <w:szCs w:val="18"/>
+              </w:rPr>
+              <w:t xml:space="preserve">図9</w:t>
+            </w:r>
+          </w:p>
+        </w:tc>
+        <w:tc>
+          <w:tcPr>
+            <w:tcW w:type="dxa" w:w="1100"/>
+            <w:tcBorders>
+              <w:top w:val="single" w:color="BFBFBF" w:sz="4"/>
+              <w:left w:val="single" w:color="BFBFBF" w:sz="4"/>
+              <w:bottom w:val="single" w:color="BFBFBF" w:sz="4"/>
+              <w:right w:val="single" w:color="BFBFBF" w:sz="4"/>
+            </w:tcBorders>
+            <w:tcMar>
+              <w:top w:type="dxa" w:w="60"/>
+              <w:left w:type="dxa" w:w="100"/>
+              <w:bottom w:type="dxa" w:w="60"/>
+              <w:right w:type="dxa" w:w="100"/>
+            </w:tcMar>
+            <w:vAlign w:val="center"/>
+          </w:tcPr>
+          <w:p>
+            <w:pPr>
+              <w:spacing w:after="0" w:line="260"/>
+            </w:pPr>
+            <w:r>
+              <w:rPr>
+                <w:rFonts w:ascii="Yu Gothic" w:cs="Yu Gothic" w:eastAsia="Yu Gothic" w:hAnsi="Yu Gothic"/>
+                <w:sz w:val="18"/>
+                <w:szCs w:val="18"/>
+              </w:rPr>
+              <w:t xml:space="preserve">7章 冒頭</w:t>
+            </w:r>
+          </w:p>
+        </w:tc>
+        <w:tc>
+          <w:tcPr>
+            <w:tcW w:type="dxa" w:w="4000"/>
+            <w:tcBorders>
+              <w:top w:val="single" w:color="BFBFBF" w:sz="4"/>
+              <w:left w:val="single" w:color="BFBFBF" w:sz="4"/>
+              <w:bottom w:val="single" w:color="BFBFBF" w:sz="4"/>
+              <w:right w:val="single" w:color="BFBFBF" w:sz="4"/>
+            </w:tcBorders>
+            <w:tcMar>
+              <w:top w:type="dxa" w:w="60"/>
+              <w:left w:type="dxa" w:w="100"/>
+              <w:bottom w:type="dxa" w:w="60"/>
+              <w:right w:type="dxa" w:w="100"/>
+            </w:tcMar>
+            <w:vAlign w:val="center"/>
+          </w:tcPr>
+          <w:p>
+            <w:pPr>
+              <w:spacing w:after="0" w:line="260"/>
+            </w:pPr>
+            <w:r>
+              <w:rPr>
+                <w:rFonts w:ascii="Yu Gothic" w:cs="Yu Gothic" w:eastAsia="Yu Gothic" w:hAnsi="Yu Gothic"/>
+                <w:sz w:val="18"/>
+                <w:szCs w:val="18"/>
+              </w:rPr>
+              <w:t xml:space="preserve">6つの独自提案が業務のどの工程を強化するか</w:t>
+            </w:r>
+          </w:p>
+        </w:tc>
+        <w:tc>
+          <w:tcPr>
+            <w:tcW w:type="dxa" w:w="3614"/>
+            <w:tcBorders>
+              <w:top w:val="single" w:color="BFBFBF" w:sz="4"/>
+              <w:left w:val="single" w:color="BFBFBF" w:sz="4"/>
+              <w:bottom w:val="single" w:color="BFBFBF" w:sz="4"/>
+              <w:right w:val="single" w:color="BFBFBF" w:sz="4"/>
+            </w:tcBorders>
+            <w:tcMar>
+              <w:top w:type="dxa" w:w="60"/>
+              <w:left w:type="dxa" w:w="100"/>
+              <w:bottom w:type="dxa" w:w="60"/>
+              <w:right w:type="dxa" w:w="100"/>
+            </w:tcMar>
+            <w:vAlign w:val="center"/>
+          </w:tcPr>
+          <w:p>
+            <w:pPr>
+              <w:spacing w:after="0" w:line="260"/>
+            </w:pPr>
+            <w:r>
+              <w:rPr>
+                <w:rFonts w:ascii="Yu Gothic" w:cs="Yu Gothic" w:eastAsia="Yu Gothic" w:hAnsi="Yu Gothic"/>
+                <w:sz w:val="18"/>
+                <w:szCs w:val="18"/>
+              </w:rPr>
+              <w:t xml:space="preserve">―</w:t>
+            </w:r>
+          </w:p>
+        </w:tc>
+      </w:tr>
+    </w:tbl>
+    <w:p>
+      <w:pPr>
+        <w:spacing w:after="60" w:line="120"/>
+      </w:pPr>
     </w:p>
     <w:p>
       <w:pPr>
@@ -5280,21 +6577,23 @@
           <w:sz w:val="20"/>
           <w:szCs w:val="20"/>
         </w:rPr>
-        <w:t xml:space="preserve">また、4章（６）の新規設問表 S-4 の設計意図欄にあった「S-8」は、提案書のどこにも定義がない（前回調査票の既存設問番号）ため、読み手がたどれる小節参照に置き換えました（5.の最終行）。</w:t>
-      </w:r>
-    </w:p>
-    <w:p>
-      <w:pPr>
-        <w:spacing w:after="120" w:line="290"/>
-        <w:jc w:val="left"/>
-      </w:pPr>
-      <w:r>
-        <w:rPr>
-          <w:rFonts w:ascii="Yu Gothic" w:cs="Yu Gothic" w:eastAsia="Yu Gothic" w:hAnsi="Yu Gothic"/>
-          <w:sz w:val="20"/>
-          <w:szCs w:val="20"/>
-        </w:rPr>
-        <w:t xml:space="preserve">あわせて、章見出しの改ページを独立した空の段落から見出し自身の属性（改ページを段落前に挿入）に変更しました。章末の分量がページをちょうど埋めきったときに白紙ページが1枚生じる状態を解消するためで、以後は分量が変わっても白紙ページは出ません。</w:t>
+        <w:t xml:space="preserve">図はいずれも本文幅（15.5cm）いっぱいに配置し、図中の文字は印刷時およそ8ptを確保しています。配色は提案書と同じ濃紺系で、数値を扱う図4のみ色覚特性に配慮した配色（青・橙、色覚多様性下の判別指標ΔE 24.7）を用い、値を直接ラベルして色だけに頼らない表示にしています。すべての図に代替テキストを設定済みです。</w:t>
+      </w:r>
+    </w:p>
+    <w:p>
+      <w:pPr>
+        <w:spacing w:after="140" w:before="40"/>
+      </w:pPr>
+      <w:r>
+        <w:rPr>
+          <w:rFonts w:ascii="Yu Gothic" w:cs="Yu Gothic" w:eastAsia="Yu Gothic" w:hAnsi="Yu Gothic"/>
+          <w:i/>
+          <w:iCs/>
+          <w:color w:val="595959"/>
+          <w:sz w:val="18"/>
+          <w:szCs w:val="18"/>
+        </w:rPr>
+        <w:t xml:space="preserve">※ ページ数への影響：本文18ページ → 22ページ（表紙・目次を含めて23ページ）に増えます。ページ数を優先される場合は、隣接する表と役割が近い図2・図7・図8を外すと2ページ程度戻せます。</w:t>
       </w:r>
     </w:p>
     <w:p>
@@ -5314,7 +6613,7 @@
           <w:sz w:val="26"/>
           <w:szCs w:val="26"/>
         </w:rPr>
-        <w:t xml:space="preserve">8. 未反映の材料（ご判断ください）</w:t>
+        <w:t xml:space="preserve">8. 構成変更にあわせて直した記載（要確認）</w:t>
       </w:r>
     </w:p>
     <w:p>
@@ -5328,71 +6627,63 @@
           <w:sz w:val="20"/>
           <w:szCs w:val="20"/>
         </w:rPr>
-        <w:t xml:space="preserve">評価章の分量をさらに増やす材料が、社内レビューメモに2点あり提案書に未反映です。いずれも新しい事実の追加にはなりませんが、書きぶり次第で関係性リスクに転じる内容（レビューメモ9章A-1）のため、今回は反映せず判断をお預けしています。</w:t>
+        <w:t xml:space="preserve">社内レビューメモ16-2Bで「地域福祉計画＝すべての上位計画」という断定表現を「社会福祉法第107条に基づき福祉各分野に共通する事項を定める計画」に改める方針が決まっていましたが、次の2か所に旧表現が残っていたため、今回あわせて修正しています。ご意向と異なる場合は元に戻してください。</w:t>
       </w:r>
     </w:p>
     <w:p>
       <w:pPr>
         <w:spacing w:after="60" w:line="280"/>
-        <w:ind w:left="420" w:hanging="300"/>
-      </w:pPr>
-      <w:r>
-        <w:rPr>
-          <w:rFonts w:ascii="Yu Gothic" w:cs="Yu Gothic" w:eastAsia="Yu Gothic" w:hAnsi="Yu Gothic"/>
-          <w:sz w:val="20"/>
-          <w:szCs w:val="20"/>
-        </w:rPr>
-        <w:t xml:space="preserve">1. </w:t>
-      </w:r>
-      <w:r>
-        <w:rPr>
-          <w:rFonts w:ascii="Yu Gothic" w:cs="Yu Gothic" w:eastAsia="Yu Gothic" w:hAnsi="Yu Gothic"/>
-          <w:b/>
-          <w:bCs/>
-          <w:sz w:val="20"/>
-          <w:szCs w:val="20"/>
-        </w:rPr>
-        <w:t xml:space="preserve">社協事業計画の分析（メモ5-4(1)）</w:t>
-      </w:r>
-      <w:r>
-        <w:rPr>
-          <w:rFonts w:ascii="Yu Gothic" w:cs="Yu Gothic" w:eastAsia="Yu Gothic" w:hAnsi="Yu Gothic"/>
-          <w:sz w:val="20"/>
-          <w:szCs w:val="20"/>
-        </w:rPr>
-        <w:t xml:space="preserve">：第2期地域福祉計画の「指標なし・検証不能」という構造が、共助の実働を担う社会福祉協議会の令和7年度事業計画にも同じく存在すること。かつ社協自身が重点目標に「事業への外部評価の実施」を掲げていること。→ 3章（４）に1〜2文。「町・社協の双方に共通する課題であり、社協自身が外部評価を志向している」という書き方にすれば批判にならず、④地域性・信頼性の証拠にもなります。</w:t>
+        <w:ind w:left="340" w:hanging="220"/>
+      </w:pPr>
+      <w:r>
+        <w:rPr>
+          <w:rFonts w:ascii="Yu Gothic" w:cs="Yu Gothic" w:eastAsia="Yu Gothic" w:hAnsi="Yu Gothic"/>
+          <w:sz w:val="20"/>
+          <w:szCs w:val="20"/>
+        </w:rPr>
+        <w:t xml:space="preserve">・5章（４）健康づくり計画・自殺対策との整合の冒頭：「地域福祉計画の上位計画としての性格を踏まえると」→「地域福祉計画が福祉各分野に共通する事項を定める計画であることを踏まえると」</w:t>
       </w:r>
     </w:p>
     <w:p>
       <w:pPr>
         <w:spacing w:after="60" w:line="280"/>
-        <w:ind w:left="420" w:hanging="300"/>
-      </w:pPr>
-      <w:r>
-        <w:rPr>
-          <w:rFonts w:ascii="Yu Gothic" w:cs="Yu Gothic" w:eastAsia="Yu Gothic" w:hAnsi="Yu Gothic"/>
-          <w:sz w:val="20"/>
-          <w:szCs w:val="20"/>
-        </w:rPr>
-        <w:t xml:space="preserve">2. </w:t>
-      </w:r>
-      <w:r>
-        <w:rPr>
-          <w:rFonts w:ascii="Yu Gothic" w:cs="Yu Gothic" w:eastAsia="Yu Gothic" w:hAnsi="Yu Gothic"/>
-          <w:b/>
-          <w:bCs/>
-          <w:sz w:val="20"/>
-          <w:szCs w:val="20"/>
-        </w:rPr>
-        <w:t xml:space="preserve">空白領域の確認（メモ5-4(6)）</w:t>
-      </w:r>
-      <w:r>
-        <w:rPr>
-          <w:rFonts w:ascii="Yu Gothic" w:cs="Yu Gothic" w:eastAsia="Yu Gothic" w:hAnsi="Yu Gothic"/>
-          <w:sz w:val="20"/>
-          <w:szCs w:val="20"/>
-        </w:rPr>
-        <w:t xml:space="preserve">：重層的支援体制整備事業・CSW配置・ひきこもり・自殺対策が町・社協の双方の計画に記載がないこと。→ 3章（６）または（７）に1文。第3期計画の新規論点として位置づけられます。</w:t>
+        <w:ind w:left="340" w:hanging="220"/>
+      </w:pPr>
+      <w:r>
+        <w:rPr>
+          <w:rFonts w:ascii="Yu Gothic" w:cs="Yu Gothic" w:eastAsia="Yu Gothic" w:hAnsi="Yu Gothic"/>
+          <w:sz w:val="20"/>
+          <w:szCs w:val="20"/>
+        </w:rPr>
+        <w:t xml:space="preserve">・3章（７）課題領域表の「社協・関連計画との役割整理」行：「地域福祉計画の上位計画としての位置づけ」→「地域福祉計画と関連計画の役割・位置づけの整理」</w:t>
+      </w:r>
+    </w:p>
+    <w:p>
+      <w:pPr>
+        <w:spacing w:after="120" w:line="290"/>
+        <w:jc w:val="left"/>
+      </w:pPr>
+      <w:r>
+        <w:rPr>
+          <w:rFonts w:ascii="Yu Gothic" w:cs="Yu Gothic" w:eastAsia="Yu Gothic" w:hAnsi="Yu Gothic"/>
+          <w:sz w:val="20"/>
+          <w:szCs w:val="20"/>
+        </w:rPr>
+        <w:t xml:space="preserve">また、4章（６）の新規設問表 S-4 の設計意図欄にあった「S-8」は、提案書のどこにも定義がない（前回調査票の既存設問番号）ため、読み手がたどれる小節参照に置き換えました（5.の最終行）。</w:t>
+      </w:r>
+    </w:p>
+    <w:p>
+      <w:pPr>
+        <w:spacing w:after="120" w:line="290"/>
+        <w:jc w:val="left"/>
+      </w:pPr>
+      <w:r>
+        <w:rPr>
+          <w:rFonts w:ascii="Yu Gothic" w:cs="Yu Gothic" w:eastAsia="Yu Gothic" w:hAnsi="Yu Gothic"/>
+          <w:sz w:val="20"/>
+          <w:szCs w:val="20"/>
+        </w:rPr>
+        <w:t xml:space="preserve">あわせて、章見出しの改ページを独立した空の段落から見出し自身の属性（改ページを段落前に挿入）に変更しました。章末の分量がページをちょうど埋めきったときに白紙ページが1枚生じる状態を解消するためで、以後は分量が変わっても白紙ページは出ません。</w:t>
       </w:r>
     </w:p>
     <w:p>
@@ -5412,7 +6703,105 @@
           <w:sz w:val="26"/>
           <w:szCs w:val="26"/>
         </w:rPr>
-        <w:t xml:space="preserve">9. 目次のページ番号について</w:t>
+        <w:t xml:space="preserve">9. 未反映の材料（ご判断ください）</w:t>
+      </w:r>
+    </w:p>
+    <w:p>
+      <w:pPr>
+        <w:spacing w:after="120" w:line="290"/>
+        <w:jc w:val="left"/>
+      </w:pPr>
+      <w:r>
+        <w:rPr>
+          <w:rFonts w:ascii="Yu Gothic" w:cs="Yu Gothic" w:eastAsia="Yu Gothic" w:hAnsi="Yu Gothic"/>
+          <w:sz w:val="20"/>
+          <w:szCs w:val="20"/>
+        </w:rPr>
+        <w:t xml:space="preserve">評価章の分量をさらに増やす材料が、社内レビューメモに2点あり提案書に未反映です。いずれも新しい事実の追加にはなりませんが、書きぶり次第で関係性リスクに転じる内容（レビューメモ9章A-1）のため、今回は反映せず判断をお預けしています。</w:t>
+      </w:r>
+    </w:p>
+    <w:p>
+      <w:pPr>
+        <w:spacing w:after="60" w:line="280"/>
+        <w:ind w:left="420" w:hanging="300"/>
+      </w:pPr>
+      <w:r>
+        <w:rPr>
+          <w:rFonts w:ascii="Yu Gothic" w:cs="Yu Gothic" w:eastAsia="Yu Gothic" w:hAnsi="Yu Gothic"/>
+          <w:sz w:val="20"/>
+          <w:szCs w:val="20"/>
+        </w:rPr>
+        <w:t xml:space="preserve">1. </w:t>
+      </w:r>
+      <w:r>
+        <w:rPr>
+          <w:rFonts w:ascii="Yu Gothic" w:cs="Yu Gothic" w:eastAsia="Yu Gothic" w:hAnsi="Yu Gothic"/>
+          <w:b/>
+          <w:bCs/>
+          <w:sz w:val="20"/>
+          <w:szCs w:val="20"/>
+        </w:rPr>
+        <w:t xml:space="preserve">社協事業計画の分析（メモ5-4(1)）</w:t>
+      </w:r>
+      <w:r>
+        <w:rPr>
+          <w:rFonts w:ascii="Yu Gothic" w:cs="Yu Gothic" w:eastAsia="Yu Gothic" w:hAnsi="Yu Gothic"/>
+          <w:sz w:val="20"/>
+          <w:szCs w:val="20"/>
+        </w:rPr>
+        <w:t xml:space="preserve">：第2期地域福祉計画の「指標なし・検証不能」という構造が、共助の実働を担う社会福祉協議会の令和7年度事業計画にも同じく存在すること。かつ社協自身が重点目標に「事業への外部評価の実施」を掲げていること。→ 3章（４）に1〜2文。「町・社協の双方に共通する課題であり、社協自身が外部評価を志向している」という書き方にすれば批判にならず、④地域性・信頼性の証拠にもなります。</w:t>
+      </w:r>
+    </w:p>
+    <w:p>
+      <w:pPr>
+        <w:spacing w:after="60" w:line="280"/>
+        <w:ind w:left="420" w:hanging="300"/>
+      </w:pPr>
+      <w:r>
+        <w:rPr>
+          <w:rFonts w:ascii="Yu Gothic" w:cs="Yu Gothic" w:eastAsia="Yu Gothic" w:hAnsi="Yu Gothic"/>
+          <w:sz w:val="20"/>
+          <w:szCs w:val="20"/>
+        </w:rPr>
+        <w:t xml:space="preserve">2. </w:t>
+      </w:r>
+      <w:r>
+        <w:rPr>
+          <w:rFonts w:ascii="Yu Gothic" w:cs="Yu Gothic" w:eastAsia="Yu Gothic" w:hAnsi="Yu Gothic"/>
+          <w:b/>
+          <w:bCs/>
+          <w:sz w:val="20"/>
+          <w:szCs w:val="20"/>
+        </w:rPr>
+        <w:t xml:space="preserve">空白領域の確認（メモ5-4(6)）</w:t>
+      </w:r>
+      <w:r>
+        <w:rPr>
+          <w:rFonts w:ascii="Yu Gothic" w:cs="Yu Gothic" w:eastAsia="Yu Gothic" w:hAnsi="Yu Gothic"/>
+          <w:sz w:val="20"/>
+          <w:szCs w:val="20"/>
+        </w:rPr>
+        <w:t xml:space="preserve">：重層的支援体制整備事業・CSW配置・ひきこもり・自殺対策が町・社協の双方の計画に記載がないこと。→ 3章（６）または（７）に1文。第3期計画の新規論点として位置づけられます。</w:t>
+      </w:r>
+    </w:p>
+    <w:p>
+      <w:pPr>
+        <w:pBdr>
+          <w:bottom w:val="single" w:color="1F4E78" w:sz="6" w:space="4"/>
+        </w:pBdr>
+        <w:spacing w:after="160" w:before="360"/>
+        <w:keepNext/>
+      </w:pPr>
+      <w:r>
+        <w:rPr>
+          <w:rFonts w:ascii="Yu Gothic" w:cs="Yu Gothic" w:eastAsia="Yu Gothic" w:hAnsi="Yu Gothic"/>
+          <w:b/>
+          <w:bCs/>
+          <w:color w:val="1F4E78"/>
+          <w:sz w:val="26"/>
+          <w:szCs w:val="26"/>
+        </w:rPr>
+        <w:t xml:space="preserve">10. 目次のページ番号について</w:t>
       </w:r>
     </w:p>
     <w:p>
